--- a/courses/world-history-hack/BUILD/unit1/deliverables/Unit1_Assessment_Book_Teacher.docx
+++ b/courses/world-history-hack/BUILD/unit1/deliverables/Unit1_Assessment_Book_Teacher.docx
@@ -67,6 +67,7 @@
           <w:insideH w:val="single" w:color="auto" w:sz="4"/>
           <w:insideV w:val="single" w:color="auto" w:sz="4"/>
         </w:tblBorders>
+        <w:tblLayout w:type="fixed"/>
       </w:tblPr>
       <w:tblGrid>
         <w:gridCol w:w="9792"/>
@@ -1082,6 +1083,7 @@
           <w:insideH w:val="single" w:color="auto" w:sz="4"/>
           <w:insideV w:val="single" w:color="auto" w:sz="4"/>
         </w:tblBorders>
+        <w:tblLayout w:type="fixed"/>
       </w:tblPr>
       <w:tblGrid>
         <w:gridCol w:w="9792"/>
@@ -1883,6 +1885,7 @@
           <w:insideH w:val="single" w:color="auto" w:sz="4"/>
           <w:insideV w:val="single" w:color="auto" w:sz="4"/>
         </w:tblBorders>
+        <w:tblLayout w:type="fixed"/>
       </w:tblPr>
       <w:tblGrid>
         <w:gridCol w:w="9792"/>
@@ -2684,6 +2687,7 @@
           <w:insideH w:val="single" w:color="auto" w:sz="4"/>
           <w:insideV w:val="single" w:color="auto" w:sz="4"/>
         </w:tblBorders>
+        <w:tblLayout w:type="fixed"/>
       </w:tblPr>
       <w:tblGrid>
         <w:gridCol w:w="9792"/>
@@ -2776,6 +2780,7 @@
           <w:insideH w:val="single" w:color="auto" w:sz="4"/>
           <w:insideV w:val="single" w:color="auto" w:sz="4"/>
         </w:tblBorders>
+        <w:tblLayout w:type="fixed"/>
       </w:tblPr>
       <w:tblGrid>
         <w:gridCol w:w="913"/>
@@ -4098,6 +4103,7 @@
           <w:insideH w:val="single" w:color="auto" w:sz="4"/>
           <w:insideV w:val="single" w:color="auto" w:sz="4"/>
         </w:tblBorders>
+        <w:tblLayout w:type="fixed"/>
       </w:tblPr>
       <w:tblGrid>
         <w:gridCol w:w="913"/>
@@ -5420,6 +5426,7 @@
           <w:insideH w:val="single" w:color="auto" w:sz="4"/>
           <w:insideV w:val="single" w:color="auto" w:sz="4"/>
         </w:tblBorders>
+        <w:tblLayout w:type="fixed"/>
       </w:tblPr>
       <w:tblGrid>
         <w:gridCol w:w="913"/>
